--- a/logs/tutors_api_logs.docx
+++ b/logs/tutors_api_logs.docx
@@ -5,197 +5,156 @@
     <w:p>
       <w:pPr>
         <w:rPr>
-          <w:rFonts w:hint="default"/>
-          <w:lang w:val="en-US" w:eastAsia="zh-CN"/>
-        </w:rPr>
-      </w:pPr>
-      <w:r>
-        <w:rPr>
-          <w:rFonts w:hint="eastAsia"/>
-          <w:lang w:val="en-US" w:eastAsia="zh-CN"/>
-        </w:rPr>
-        <w:t>2026-3-15</w:t>
-      </w:r>
-    </w:p>
-    <w:p>
-      <w:pPr>
-        <w:rPr>
-          <w:rFonts w:hint="default"/>
-          <w:lang w:val="en-US" w:eastAsia="zh-CN"/>
-        </w:rPr>
-      </w:pPr>
-      <w:r>
-        <w:rPr>
-          <w:rFonts w:hint="eastAsia"/>
-          <w:lang w:val="en-US" w:eastAsia="zh-CN"/>
-        </w:rPr>
-        <w:t>Branch: tutors_api_empty</w:t>
-      </w:r>
-    </w:p>
-    <w:p>
-      <w:pPr>
-        <w:rPr>
-          <w:rFonts w:hint="default"/>
-          <w:lang w:val="en-US" w:eastAsia="zh-CN"/>
-        </w:rPr>
-      </w:pPr>
-      <w:r>
-        <w:rPr>
-          <w:rFonts w:hint="default"/>
-          <w:lang w:val="en-US" w:eastAsia="zh-CN"/>
-        </w:rPr>
-        <w:t>Update Content</w:t>
-      </w:r>
-      <w:r>
-        <w:rPr>
-          <w:rFonts w:hint="eastAsia"/>
-          <w:lang w:val="en-US" w:eastAsia="zh-CN"/>
-        </w:rPr>
-        <w:t>:</w:t>
-      </w:r>
-    </w:p>
-    <w:p>
-      <w:pPr>
-        <w:rPr>
-          <w:rFonts w:hint="default"/>
-          <w:lang w:val="en-US" w:eastAsia="zh-CN"/>
-        </w:rPr>
-      </w:pPr>
-      <w:r>
-        <w:rPr>
-          <w:rFonts w:hint="default"/>
-          <w:lang w:val="en-US" w:eastAsia="zh-CN"/>
-        </w:rPr>
-        <w:t xml:space="preserve">A mock interface for "tutors" was created, but no functional implementation was carried out. The current interface is the conventional CRUD (Create, Read, Update, Delete). </w:t>
-      </w:r>
-    </w:p>
-    <w:p>
-      <w:pPr>
-        <w:rPr>
-          <w:rFonts w:hint="default"/>
-          <w:lang w:val="en-US" w:eastAsia="zh-CN"/>
-        </w:rPr>
-      </w:pPr>
-      <w:r>
-        <w:rPr>
-          <w:rFonts w:hint="eastAsia"/>
-          <w:lang w:val="en-US" w:eastAsia="zh-CN"/>
-        </w:rPr>
-        <w:t>Branch: feature-tutor-route</w:t>
-      </w:r>
-    </w:p>
-    <w:p>
-      <w:pPr>
-        <w:rPr>
-          <w:rFonts w:hint="default"/>
-          <w:lang w:val="en-US" w:eastAsia="zh-CN"/>
-        </w:rPr>
-      </w:pPr>
-      <w:r>
-        <w:rPr>
-          <w:rFonts w:hint="default"/>
-          <w:lang w:val="en-US" w:eastAsia="zh-CN"/>
-        </w:rPr>
-        <w:t>Update Content</w:t>
-      </w:r>
-      <w:r>
-        <w:rPr>
-          <w:rFonts w:hint="eastAsia"/>
-          <w:lang w:val="en-US" w:eastAsia="zh-CN"/>
-        </w:rPr>
-        <w:t>:</w:t>
-      </w:r>
-    </w:p>
-    <w:p>
-      <w:pPr>
-        <w:rPr>
-          <w:rFonts w:hint="default"/>
-          <w:lang w:val="en-US" w:eastAsia="zh-CN"/>
-        </w:rPr>
-      </w:pPr>
-      <w:r>
-        <w:rPr>
-          <w:rFonts w:hint="default"/>
-          <w:lang w:val="en-US" w:eastAsia="zh-CN"/>
-        </w:rPr>
-        <w:t>A mock interface for "tutors" was created, but no functional implementation was carried out. The current interface is the conventional CRUD (Create, Read, Update, Delete). There are a total of 5 interfaces, all of which are based on the "tutor" resource.</w:t>
-      </w:r>
-    </w:p>
-    <w:p>
-      <w:pPr>
-        <w:rPr>
-          <w:rFonts w:hint="default"/>
-          <w:lang w:val="en-US" w:eastAsia="zh-CN"/>
-        </w:rPr>
-      </w:pPr>
-    </w:p>
-    <w:p>
-      <w:pPr>
-        <w:rPr>
-          <w:rFonts w:hint="eastAsia"/>
-          <w:lang w:val="en-US" w:eastAsia="zh-CN"/>
-        </w:rPr>
-      </w:pPr>
-      <w:r>
-        <w:rPr>
-          <w:rFonts w:hint="eastAsia"/>
-          <w:lang w:val="en-US" w:eastAsia="zh-CN"/>
-        </w:rPr>
-        <w:t>Current call path is:</w:t>
-      </w:r>
-    </w:p>
-    <w:p>
-      <w:pPr>
-        <w:rPr>
-          <w:rFonts w:hint="default"/>
-          <w:lang w:val="en-US" w:eastAsia="zh-CN"/>
-        </w:rPr>
-      </w:pPr>
-      <w:r>
-        <w:rPr>
-          <w:rFonts w:hint="eastAsia"/>
-          <w:lang w:val="en-US" w:eastAsia="zh-CN"/>
-        </w:rPr>
-        <w:t>App.js -&gt; router/tutors.js -&gt; apis</w:t>
-      </w:r>
-      <w:bookmarkStart w:id="0" w:name="_GoBack"/>
-      <w:bookmarkEnd w:id="0"/>
-    </w:p>
-    <w:p>
-      <w:pPr>
-        <w:rPr>
-          <w:rFonts w:hint="default"/>
-          <w:lang w:val="en-US" w:eastAsia="zh-CN"/>
-        </w:rPr>
-      </w:pPr>
-    </w:p>
-    <w:p>
-      <w:pPr>
-        <w:rPr>
-          <w:rFonts w:hint="default"/>
-          <w:lang w:val="en-US" w:eastAsia="zh-CN"/>
-        </w:rPr>
-      </w:pPr>
-      <w:r>
-        <w:rPr>
-          <w:rFonts w:hint="default"/>
-          <w:lang w:val="en-US" w:eastAsia="zh-CN"/>
-        </w:rPr>
-        <w:t>The following are the added interfaces</w:t>
-      </w:r>
-      <w:r>
-        <w:rPr>
-          <w:rFonts w:hint="eastAsia"/>
-          <w:lang w:val="en-US" w:eastAsia="zh-CN"/>
-        </w:rPr>
-        <w:t xml:space="preserve"> (VSCode can automatically generate comments based on the code I have completed)</w:t>
-      </w:r>
-      <w:r>
-        <w:rPr>
-          <w:rFonts w:hint="default"/>
-          <w:lang w:val="en-US" w:eastAsia="zh-CN"/>
-        </w:rPr>
-        <w:t>.</w:t>
+          <w:rFonts w:hint="eastAsia"/>
+          <w:lang w:val="en-US" w:eastAsia="zh-CN"/>
+        </w:rPr>
+      </w:pPr>
+      <w:r>
+        <w:rPr>
+          <w:rFonts w:hint="eastAsia"/>
+          <w:lang w:val="en-US" w:eastAsia="zh-CN"/>
+        </w:rPr>
+        <w:t>2026-3-16</w:t>
+      </w:r>
+    </w:p>
+    <w:p>
+      <w:pPr>
+        <w:rPr>
+          <w:rFonts w:hint="eastAsia"/>
+          <w:lang w:val="en-US" w:eastAsia="zh-CN"/>
+        </w:rPr>
+      </w:pPr>
+      <w:r>
+        <w:rPr>
+          <w:rFonts w:hint="eastAsia"/>
+          <w:lang w:val="en-US" w:eastAsia="zh-CN"/>
+        </w:rPr>
+        <w:t>Update content:</w:t>
+      </w:r>
+    </w:p>
+    <w:p>
+      <w:pPr>
+        <w:numPr>
+          <w:ilvl w:val="0"/>
+          <w:numId w:val="1"/>
+        </w:numPr>
+        <w:rPr>
+          <w:rFonts w:hint="default"/>
+          <w:lang w:val="en-US" w:eastAsia="zh-CN"/>
+        </w:rPr>
+      </w:pPr>
+      <w:r>
+        <w:rPr>
+          <w:rFonts w:hint="eastAsia"/>
+          <w:lang w:val="en-US" w:eastAsia="zh-CN"/>
+        </w:rPr>
+        <w:t>Add tutors and subject object in prisma model</w:t>
+      </w:r>
+    </w:p>
+    <w:p>
+      <w:pPr>
+        <w:numPr>
+          <w:ilvl w:val="0"/>
+          <w:numId w:val="1"/>
+        </w:numPr>
+        <w:rPr>
+          <w:rFonts w:hint="default"/>
+          <w:lang w:val="en-US" w:eastAsia="zh-CN"/>
+        </w:rPr>
+      </w:pPr>
+      <w:r>
+        <w:rPr>
+          <w:rFonts w:hint="eastAsia"/>
+          <w:lang w:val="en-US" w:eastAsia="zh-CN"/>
+        </w:rPr>
+        <w:t>Add tutors and subject fake apis(I must add the empty routes, so the others can develop based on it.)</w:t>
+      </w:r>
+    </w:p>
+    <w:p>
+      <w:pPr>
+        <w:numPr>
+          <w:ilvl w:val="0"/>
+          <w:numId w:val="1"/>
+        </w:numPr>
+        <w:rPr>
+          <w:rFonts w:hint="default"/>
+          <w:lang w:val="en-US" w:eastAsia="zh-CN"/>
+        </w:rPr>
+      </w:pPr>
+      <w:r>
+        <w:rPr>
+          <w:rFonts w:hint="eastAsia"/>
+          <w:lang w:val="en-US" w:eastAsia="zh-CN"/>
+        </w:rPr>
+        <w:t>Update the apis contents.</w:t>
+      </w:r>
+    </w:p>
+    <w:p>
+      <w:pPr>
+        <w:numPr>
+          <w:ilvl w:val="0"/>
+          <w:numId w:val="1"/>
+        </w:numPr>
+        <w:rPr>
+          <w:rFonts w:hint="default"/>
+          <w:lang w:val="en-US" w:eastAsia="zh-CN"/>
+        </w:rPr>
+      </w:pPr>
+      <w:r>
+        <w:rPr>
+          <w:rFonts w:hint="eastAsia"/>
+          <w:lang w:val="en-US" w:eastAsia="zh-CN"/>
+        </w:rPr>
+        <w:t>At first, my branch named stage2_tutors_fake_apis, then change to stage2_backend for meeting the regular naming rules.</w:t>
+      </w:r>
+    </w:p>
+    <w:p>
+      <w:pPr>
+        <w:numPr>
+          <w:ilvl w:val="0"/>
+          <w:numId w:val="1"/>
+        </w:numPr>
+        <w:rPr>
+          <w:rFonts w:hint="default"/>
+          <w:lang w:val="en-US" w:eastAsia="zh-CN"/>
+        </w:rPr>
+      </w:pPr>
+      <w:r>
+        <w:rPr>
+          <w:rFonts w:hint="eastAsia"/>
+          <w:lang w:val="en-US" w:eastAsia="zh-CN"/>
+        </w:rPr>
+        <w:t>I completely finished 3 tutor apis and 2 subject apis.</w:t>
+      </w:r>
+    </w:p>
+    <w:p>
+      <w:pPr>
+        <w:rPr>
+          <w:rFonts w:hint="eastAsia"/>
+          <w:lang w:val="en-US" w:eastAsia="zh-CN"/>
+        </w:rPr>
+      </w:pPr>
+      <w:r>
+        <w:rPr>
+          <w:rFonts w:hint="eastAsia"/>
+          <w:lang w:val="en-US" w:eastAsia="zh-CN"/>
+        </w:rPr>
+        <w:t>Commits:</w:t>
+      </w:r>
+    </w:p>
+    <w:p>
+      <w:pPr>
+        <w:rPr>
+          <w:rFonts w:hint="default"/>
+          <w:lang w:val="en-US" w:eastAsia="zh-CN"/>
+        </w:rPr>
+      </w:pPr>
+      <w:r>
+        <w:rPr>
+          <w:rFonts w:hint="eastAsia"/>
+          <w:lang w:val="en-US" w:eastAsia="zh-CN"/>
+        </w:rPr>
+        <w:t>First merge</w:t>
       </w:r>
     </w:p>
     <w:p>
@@ -208,9 +167,9 @@
       <w:r>
         <w:drawing>
           <wp:inline distT="0" distB="0" distL="114300" distR="114300">
-            <wp:extent cx="4752975" cy="2438400"/>
-            <wp:effectExtent l="0" t="0" r="9525" b="0"/>
-            <wp:docPr id="2" name="图片 1"/>
+            <wp:extent cx="5269865" cy="4794250"/>
+            <wp:effectExtent l="0" t="0" r="6985" b="6350"/>
+            <wp:docPr id="1" name="图片 1"/>
             <wp:cNvGraphicFramePr>
               <a:graphicFrameLocks xmlns:a="http://schemas.openxmlformats.org/drawingml/2006/main" noChangeAspect="1"/>
             </wp:cNvGraphicFramePr>
@@ -218,7 +177,7 @@
               <a:graphicData uri="http://schemas.openxmlformats.org/drawingml/2006/picture">
                 <pic:pic xmlns:pic="http://schemas.openxmlformats.org/drawingml/2006/picture">
                   <pic:nvPicPr>
-                    <pic:cNvPr id="2" name="图片 1"/>
+                    <pic:cNvPr id="1" name="图片 1"/>
                     <pic:cNvPicPr>
                       <a:picLocks noChangeAspect="1"/>
                     </pic:cNvPicPr>
@@ -232,7 +191,7 @@
                   <pic:spPr>
                     <a:xfrm>
                       <a:off x="0" y="0"/>
-                      <a:ext cx="4752975" cy="2438400"/>
+                      <a:ext cx="5269865" cy="4794250"/>
                     </a:xfrm>
                     <a:prstGeom prst="rect">
                       <a:avLst/>
@@ -248,6 +207,426 @@
           </wp:inline>
         </w:drawing>
       </w:r>
+    </w:p>
+    <w:p>
+      <w:pPr>
+        <w:rPr>
+          <w:rFonts w:hint="eastAsia"/>
+          <w:lang w:val="en-US" w:eastAsia="zh-CN"/>
+        </w:rPr>
+      </w:pPr>
+    </w:p>
+    <w:p>
+      <w:pPr>
+        <w:rPr>
+          <w:rFonts w:hint="eastAsia"/>
+          <w:lang w:val="en-US" w:eastAsia="zh-CN"/>
+        </w:rPr>
+      </w:pPr>
+      <w:r>
+        <w:rPr>
+          <w:rFonts w:hint="eastAsia"/>
+          <w:lang w:val="en-US" w:eastAsia="zh-CN"/>
+        </w:rPr>
+        <w:t>Second merge:</w:t>
+      </w:r>
+    </w:p>
+    <w:p>
+      <w:pPr>
+        <w:rPr>
+          <w:rFonts w:hint="eastAsia"/>
+          <w:lang w:val="en-US" w:eastAsia="zh-CN"/>
+        </w:rPr>
+      </w:pPr>
+      <w:r>
+        <w:drawing>
+          <wp:inline distT="0" distB="0" distL="114300" distR="114300">
+            <wp:extent cx="5269865" cy="4613275"/>
+            <wp:effectExtent l="0" t="0" r="6985" b="15875"/>
+            <wp:docPr id="2" name="图片 2"/>
+            <wp:cNvGraphicFramePr>
+              <a:graphicFrameLocks xmlns:a="http://schemas.openxmlformats.org/drawingml/2006/main" noChangeAspect="1"/>
+            </wp:cNvGraphicFramePr>
+            <a:graphic xmlns:a="http://schemas.openxmlformats.org/drawingml/2006/main">
+              <a:graphicData uri="http://schemas.openxmlformats.org/drawingml/2006/picture">
+                <pic:pic xmlns:pic="http://schemas.openxmlformats.org/drawingml/2006/picture">
+                  <pic:nvPicPr>
+                    <pic:cNvPr id="2" name="图片 2"/>
+                    <pic:cNvPicPr>
+                      <a:picLocks noChangeAspect="1"/>
+                    </pic:cNvPicPr>
+                  </pic:nvPicPr>
+                  <pic:blipFill>
+                    <a:blip r:embed="rId5"/>
+                    <a:stretch>
+                      <a:fillRect/>
+                    </a:stretch>
+                  </pic:blipFill>
+                  <pic:spPr>
+                    <a:xfrm>
+                      <a:off x="0" y="0"/>
+                      <a:ext cx="5269865" cy="4613275"/>
+                    </a:xfrm>
+                    <a:prstGeom prst="rect">
+                      <a:avLst/>
+                    </a:prstGeom>
+                    <a:noFill/>
+                    <a:ln>
+                      <a:noFill/>
+                    </a:ln>
+                  </pic:spPr>
+                </pic:pic>
+              </a:graphicData>
+            </a:graphic>
+          </wp:inline>
+        </w:drawing>
+      </w:r>
+      <w:bookmarkStart w:id="0" w:name="_GoBack"/>
+      <w:bookmarkEnd w:id="0"/>
+    </w:p>
+    <w:p>
+      <w:pPr>
+        <w:rPr>
+          <w:rFonts w:hint="default"/>
+          <w:lang w:val="en-US" w:eastAsia="zh-CN"/>
+        </w:rPr>
+      </w:pPr>
+    </w:p>
+    <w:p>
+      <w:pPr>
+        <w:rPr>
+          <w:rFonts w:hint="default"/>
+          <w:lang w:val="en-US" w:eastAsia="zh-CN"/>
+        </w:rPr>
+      </w:pPr>
+      <w:r>
+        <w:rPr>
+          <w:rFonts w:hint="eastAsia"/>
+          <w:lang w:val="en-US" w:eastAsia="zh-CN"/>
+        </w:rPr>
+        <w:t>2026-3-15</w:t>
+      </w:r>
+    </w:p>
+    <w:p>
+      <w:pPr>
+        <w:rPr>
+          <w:rFonts w:hint="default"/>
+          <w:lang w:val="en-US" w:eastAsia="zh-CN"/>
+        </w:rPr>
+      </w:pPr>
+      <w:r>
+        <w:rPr>
+          <w:rFonts w:hint="eastAsia"/>
+          <w:lang w:val="en-US" w:eastAsia="zh-CN"/>
+        </w:rPr>
+        <w:t>Branch: tutors_api_empty</w:t>
+      </w:r>
+    </w:p>
+    <w:p>
+      <w:pPr>
+        <w:rPr>
+          <w:rFonts w:hint="default"/>
+          <w:lang w:val="en-US" w:eastAsia="zh-CN"/>
+        </w:rPr>
+      </w:pPr>
+      <w:r>
+        <w:rPr>
+          <w:rFonts w:hint="default"/>
+          <w:lang w:val="en-US" w:eastAsia="zh-CN"/>
+        </w:rPr>
+        <w:t>Update Content</w:t>
+      </w:r>
+      <w:r>
+        <w:rPr>
+          <w:rFonts w:hint="eastAsia"/>
+          <w:lang w:val="en-US" w:eastAsia="zh-CN"/>
+        </w:rPr>
+        <w:t>:</w:t>
+      </w:r>
+    </w:p>
+    <w:p>
+      <w:pPr>
+        <w:rPr>
+          <w:rFonts w:hint="default"/>
+          <w:lang w:val="en-US" w:eastAsia="zh-CN"/>
+        </w:rPr>
+      </w:pPr>
+      <w:r>
+        <w:rPr>
+          <w:rFonts w:hint="default"/>
+          <w:lang w:val="en-US" w:eastAsia="zh-CN"/>
+        </w:rPr>
+        <w:t xml:space="preserve">A mock interface for "tutors" was created, but no functional implementation was carried out. The current interface is the conventional CRUD (Create, Read, Update, Delete). </w:t>
+      </w:r>
+    </w:p>
+    <w:p>
+      <w:pPr>
+        <w:rPr>
+          <w:rFonts w:hint="default"/>
+          <w:lang w:val="en-US" w:eastAsia="zh-CN"/>
+        </w:rPr>
+      </w:pPr>
+      <w:r>
+        <w:rPr>
+          <w:rFonts w:hint="eastAsia"/>
+          <w:lang w:val="en-US" w:eastAsia="zh-CN"/>
+        </w:rPr>
+        <w:t>Branch: feature-tutor-route</w:t>
+      </w:r>
+    </w:p>
+    <w:p>
+      <w:pPr>
+        <w:rPr>
+          <w:rFonts w:hint="default"/>
+          <w:lang w:val="en-US" w:eastAsia="zh-CN"/>
+        </w:rPr>
+      </w:pPr>
+      <w:r>
+        <w:rPr>
+          <w:rFonts w:hint="default"/>
+          <w:lang w:val="en-US" w:eastAsia="zh-CN"/>
+        </w:rPr>
+        <w:t>Update Content</w:t>
+      </w:r>
+      <w:r>
+        <w:rPr>
+          <w:rFonts w:hint="eastAsia"/>
+          <w:lang w:val="en-US" w:eastAsia="zh-CN"/>
+        </w:rPr>
+        <w:t>:</w:t>
+      </w:r>
+    </w:p>
+    <w:p>
+      <w:pPr>
+        <w:rPr>
+          <w:rFonts w:hint="default"/>
+          <w:lang w:val="en-US" w:eastAsia="zh-CN"/>
+        </w:rPr>
+      </w:pPr>
+      <w:r>
+        <w:rPr>
+          <w:rFonts w:hint="default"/>
+          <w:lang w:val="en-US" w:eastAsia="zh-CN"/>
+        </w:rPr>
+        <w:t>A mock interface for "tutors" was created, but no functional implementation was carried out. The current interface is the conventional CRUD (Create, Read, Update, Delete). There are a total of 5 interfaces, all of which are based on the "tutor" resource.</w:t>
+      </w:r>
+    </w:p>
+    <w:p>
+      <w:pPr>
+        <w:rPr>
+          <w:rFonts w:hint="default"/>
+          <w:lang w:val="en-US" w:eastAsia="zh-CN"/>
+        </w:rPr>
+      </w:pPr>
+    </w:p>
+    <w:p>
+      <w:pPr>
+        <w:rPr>
+          <w:rFonts w:hint="eastAsia"/>
+          <w:lang w:val="en-US" w:eastAsia="zh-CN"/>
+        </w:rPr>
+      </w:pPr>
+      <w:r>
+        <w:rPr>
+          <w:rFonts w:hint="eastAsia"/>
+          <w:lang w:val="en-US" w:eastAsia="zh-CN"/>
+        </w:rPr>
+        <w:t>Current call path is:</w:t>
+      </w:r>
+    </w:p>
+    <w:p>
+      <w:pPr>
+        <w:rPr>
+          <w:rFonts w:hint="default"/>
+          <w:lang w:val="en-US" w:eastAsia="zh-CN"/>
+        </w:rPr>
+      </w:pPr>
+      <w:r>
+        <w:rPr>
+          <w:rFonts w:hint="eastAsia"/>
+          <w:lang w:val="en-US" w:eastAsia="zh-CN"/>
+        </w:rPr>
+        <w:t>App.js -&gt; router/tutors.js -&gt; apis</w:t>
+      </w:r>
+    </w:p>
+    <w:p>
+      <w:pPr>
+        <w:rPr>
+          <w:rFonts w:hint="default"/>
+          <w:lang w:val="en-US" w:eastAsia="zh-CN"/>
+        </w:rPr>
+      </w:pPr>
+    </w:p>
+    <w:p>
+      <w:pPr>
+        <w:rPr>
+          <w:rFonts w:hint="default"/>
+          <w:lang w:val="en-US" w:eastAsia="zh-CN"/>
+        </w:rPr>
+      </w:pPr>
+      <w:r>
+        <w:rPr>
+          <w:rFonts w:hint="default"/>
+          <w:lang w:val="en-US" w:eastAsia="zh-CN"/>
+        </w:rPr>
+        <w:t>The following are the added interfaces</w:t>
+      </w:r>
+      <w:r>
+        <w:rPr>
+          <w:rFonts w:hint="eastAsia"/>
+          <w:lang w:val="en-US" w:eastAsia="zh-CN"/>
+        </w:rPr>
+        <w:t xml:space="preserve"> (VSCode can automatically generate comments based on the code I have completed)</w:t>
+      </w:r>
+      <w:r>
+        <w:rPr>
+          <w:rFonts w:hint="default"/>
+          <w:lang w:val="en-US" w:eastAsia="zh-CN"/>
+        </w:rPr>
+        <w:t>.</w:t>
+      </w:r>
+    </w:p>
+    <w:p>
+      <w:pPr>
+        <w:rPr>
+          <w:rFonts w:hint="default"/>
+          <w:lang w:val="en-US" w:eastAsia="zh-CN"/>
+        </w:rPr>
+      </w:pPr>
+      <w:r>
+        <w:rPr>
+          <w:rFonts w:hint="default"/>
+          <w:lang w:val="en-US" w:eastAsia="zh-CN"/>
+        </w:rPr>
+        <w:t>GET /api/v1/tutors</w:t>
+      </w:r>
+    </w:p>
+    <w:p>
+      <w:pPr>
+        <w:rPr>
+          <w:rFonts w:hint="default"/>
+          <w:lang w:val="en-US" w:eastAsia="zh-CN"/>
+        </w:rPr>
+      </w:pPr>
+      <w:r>
+        <w:rPr>
+          <w:rFonts w:hint="default"/>
+          <w:lang w:val="en-US" w:eastAsia="zh-CN"/>
+        </w:rPr>
+        <w:t>GET /api/v1/tutors/:id</w:t>
+      </w:r>
+    </w:p>
+    <w:p>
+      <w:pPr>
+        <w:rPr>
+          <w:rFonts w:hint="default"/>
+          <w:lang w:val="en-US" w:eastAsia="zh-CN"/>
+        </w:rPr>
+      </w:pPr>
+      <w:r>
+        <w:rPr>
+          <w:rFonts w:hint="default"/>
+          <w:lang w:val="en-US" w:eastAsia="zh-CN"/>
+        </w:rPr>
+        <w:t>GET</w:t>
+      </w:r>
+      <w:r>
+        <w:rPr>
+          <w:rFonts w:hint="eastAsia"/>
+          <w:lang w:val="en-US" w:eastAsia="zh-CN"/>
+        </w:rPr>
+        <w:t xml:space="preserve"> </w:t>
+      </w:r>
+      <w:r>
+        <w:rPr>
+          <w:rFonts w:hint="default"/>
+          <w:lang w:val="en-US" w:eastAsia="zh-CN"/>
+        </w:rPr>
+        <w:t>/api/v1/tutors/:id/availability</w:t>
+      </w:r>
+    </w:p>
+    <w:p>
+      <w:pPr>
+        <w:rPr>
+          <w:rFonts w:hint="default"/>
+          <w:lang w:val="en-US" w:eastAsia="zh-CN"/>
+        </w:rPr>
+      </w:pPr>
+      <w:r>
+        <w:rPr>
+          <w:rFonts w:hint="default"/>
+          <w:lang w:val="en-US" w:eastAsia="zh-CN"/>
+        </w:rPr>
+        <w:t>GET/api/v1/tutors/me/profilePUT /api/v1/tutors/me/application</w:t>
+      </w:r>
+    </w:p>
+    <w:p>
+      <w:pPr>
+        <w:rPr>
+          <w:rFonts w:hint="default"/>
+          <w:lang w:val="en-US" w:eastAsia="zh-CN"/>
+        </w:rPr>
+      </w:pPr>
+      <w:r>
+        <w:rPr>
+          <w:rFonts w:hint="default"/>
+          <w:lang w:val="en-US" w:eastAsia="zh-CN"/>
+        </w:rPr>
+        <w:t>PUT /api/v1/tutors/me/profile</w:t>
+      </w:r>
+    </w:p>
+    <w:p>
+      <w:pPr>
+        <w:rPr>
+          <w:rFonts w:hint="default"/>
+          <w:lang w:val="en-US" w:eastAsia="zh-CN"/>
+        </w:rPr>
+      </w:pPr>
+      <w:r>
+        <w:rPr>
+          <w:rFonts w:hint="default"/>
+          <w:lang w:val="en-US" w:eastAsia="zh-CN"/>
+        </w:rPr>
+        <w:t>PUT /api/v1/tutors/me/availability</w:t>
+      </w:r>
+    </w:p>
+    <w:p>
+      <w:pPr>
+        <w:rPr>
+          <w:rFonts w:hint="default"/>
+          <w:lang w:val="en-US" w:eastAsia="zh-CN"/>
+        </w:rPr>
+      </w:pPr>
+      <w:r>
+        <w:rPr>
+          <w:rFonts w:hint="default"/>
+          <w:lang w:val="en-US" w:eastAsia="zh-CN"/>
+        </w:rPr>
+        <w:t>POST /api/v1/tutors/me/subjects</w:t>
+      </w:r>
+    </w:p>
+    <w:p>
+      <w:pPr>
+        <w:rPr>
+          <w:rFonts w:hint="default"/>
+          <w:lang w:val="en-US" w:eastAsia="zh-CN"/>
+        </w:rPr>
+      </w:pPr>
+      <w:r>
+        <w:rPr>
+          <w:rFonts w:hint="default"/>
+          <w:lang w:val="en-US" w:eastAsia="zh-CN"/>
+        </w:rPr>
+        <w:t>DELETE /api/v1/tutors/me/subjects/:subjectId</w:t>
+      </w:r>
+    </w:p>
+    <w:p>
+      <w:pPr>
+        <w:rPr>
+          <w:rFonts w:hint="default"/>
+          <w:lang w:val="en-US" w:eastAsia="zh-CN"/>
+        </w:rPr>
+      </w:pPr>
     </w:p>
     <w:p>
       <w:pPr>
@@ -298,7 +677,7 @@
                     </pic:cNvPicPr>
                   </pic:nvPicPr>
                   <pic:blipFill>
-                    <a:blip r:embed="rId5"/>
+                    <a:blip r:embed="rId6"/>
                     <a:stretch>
                       <a:fillRect/>
                     </a:stretch>
@@ -371,6 +750,26 @@
     </w:sectPr>
   </w:body>
 </w:document>
+</file>
+
+<file path=word/numbering.xml><?xml version="1.0" encoding="utf-8"?>
+<w:numbering xmlns:wpc="http://schemas.microsoft.com/office/word/2010/wordprocessingCanvas" xmlns:mc="http://schemas.openxmlformats.org/markup-compatibility/2006" xmlns:o="urn:schemas-microsoft-com:office:office" xmlns:r="http://schemas.openxmlformats.org/officeDocument/2006/relationships" xmlns:m="http://schemas.openxmlformats.org/officeDocument/2006/math" xmlns:v="urn:schemas-microsoft-com:vml" xmlns:wp14="http://schemas.microsoft.com/office/word/2010/wordprocessingDrawing" xmlns:wp="http://schemas.openxmlformats.org/drawingml/2006/wordprocessingDrawing" xmlns:w10="urn:schemas-microsoft-com:office:word" xmlns:w="http://schemas.openxmlformats.org/wordprocessingml/2006/main" xmlns:w14="http://schemas.microsoft.com/office/word/2010/wordml" xmlns:wpg="http://schemas.microsoft.com/office/word/2010/wordprocessingGroup" xmlns:wpi="http://schemas.microsoft.com/office/word/2010/wordprocessingInk" xmlns:wne="http://schemas.microsoft.com/office/word/2006/wordml" xmlns:wps="http://schemas.microsoft.com/office/word/2010/wordprocessingShape" xmlns:wpsCustomData="http://www.wps.cn/officeDocument/2013/wpsCustomData" mc:Ignorable="w14 wp14">
+  <w:abstractNum w:abstractNumId="0">
+    <w:nsid w:val="D9897F25"/>
+    <w:multiLevelType w:val="singleLevel"/>
+    <w:tmpl w:val="D9897F25"/>
+    <w:lvl w:ilvl="0" w:tentative="0">
+      <w:start w:val="1"/>
+      <w:numFmt w:val="decimal"/>
+      <w:suff w:val="space"/>
+      <w:lvlText w:val="%1."/>
+      <w:lvlJc w:val="left"/>
+    </w:lvl>
+  </w:abstractNum>
+  <w:num w:numId="1">
+    <w:abstractNumId w:val="0"/>
+  </w:num>
+</w:numbering>
 </file>
 
 <file path=word/styles.xml><?xml version="1.0" encoding="utf-8"?>
